--- a/docs/实验报告模板填写-血压血糖测试部分.docx
+++ b/docs/实验报告模板填写-血压血糖测试部分.docx
@@ -5551,7 +5551,7 @@
         <w:adjustRightInd/>
         <w:snapToGrid/>
         <w:spacing w:line="300" w:lineRule="auto" w:before="0" w:after="0"/>
-        <w:ind w:left="0" w:leftChars="0" w:right="0" w:firstLine="420" w:firstLineChars="200"/>
+        <w:ind w:left="0" w:leftChars="0" w:right="0" w:firstLineChars="200" w:firstLine="420"/>
         <w:jc w:val="left"/>
         <w:textAlignment w:val="auto"/>
         <w:outlineLvl w:val="9"/>
@@ -5565,7 +5565,21 @@
           <w:lang w:val="en-US" w:eastAsia="zh-CN"/>
         </w:rPr>
       </w:pPr>
-      <w:r/>
+      <w:r>
+        <w:rPr>
+          <w:rFonts w:ascii="Times New Roman" w:hAnsi="Times New Roman" w:eastAsia="宋体"/>
+          <w:b w:val="0"/>
+          <w:sz w:val="21"/>
+        </w:rPr>
+      </w:r>
+      <w:r>
+        <w:rPr>
+          <w:rFonts w:ascii="Times New Roman" w:hAnsi="Times New Roman" w:eastAsia="宋体"/>
+          <w:b w:val="0"/>
+          <w:sz w:val="21"/>
+        </w:rPr>
+        <w:t>本人：通过本次实验，我主要负责血压评估和血糖评估模块的测试工作，对白盒测试和黑盒测试的区别与联系有了更清晰的认识。在白盒测试部分，我根据代码中的判断条件设计了语句覆盖、分支覆盖、条件覆盖、路径覆盖和边界值测试用例，重点验证了血压 120/80、140/90 以及血糖 3.9、6.1、7.0、7.8、11.1 等关键边界。通过 JUnit 自动化测试，我体会到单元测试能够快速、稳定地验证业务逻辑，也能帮助发现边界条件和异常处理是否充分。在黑盒测试部分，我从用户界面输入和输出的角度设计测试用例，重点检查正常输入、非法输入、错误提示和不同时段血糖判断结果，进一步认识到功能正确不仅体现在代码逻辑中，也体现在用户操作流程和提示信息是否清晰。</w:t>
+      </w:r>
     </w:p>
     <w:p>
       <w:pPr>
@@ -5578,7 +5592,7 @@
         <w:adjustRightInd/>
         <w:snapToGrid/>
         <w:spacing w:line="300" w:lineRule="auto" w:before="0" w:after="0"/>
-        <w:ind w:left="0" w:leftChars="0" w:right="0" w:firstLine="420" w:firstLineChars="200"/>
+        <w:ind w:left="0" w:leftChars="0" w:right="0" w:firstLineChars="200" w:firstLine="420"/>
         <w:jc w:val="left"/>
         <w:textAlignment w:val="auto"/>
         <w:outlineLvl w:val="9"/>
@@ -5592,7 +5606,21 @@
           <w:lang w:val="en-US" w:eastAsia="zh-CN"/>
         </w:rPr>
       </w:pPr>
-      <w:r/>
+      <w:r>
+        <w:rPr>
+          <w:rFonts w:ascii="Times New Roman" w:hAnsi="Times New Roman" w:eastAsia="宋体"/>
+          <w:b w:val="0"/>
+          <w:sz w:val="21"/>
+        </w:rPr>
+      </w:r>
+      <w:r>
+        <w:rPr>
+          <w:rFonts w:ascii="Times New Roman" w:hAnsi="Times New Roman" w:eastAsia="宋体"/>
+          <w:b w:val="0"/>
+          <w:sz w:val="21"/>
+        </w:rPr>
+        <w:t>本次实验的收获是，我学会了将需求中的规则转化为可执行的测试用例，并能够结合等价类划分、边界值分析、错误推测法等方法提高测试的完整性。实验过程中也发现，健康类数据的边界判断非常容易出现遗漏，如果只测试普通数据，很难证明程序在临界输入下也是可靠的。后续如果继续完善该模块，我会进一步补充界面自动化测试和测试截图记录，并对提示文字、输入限制和用户操作体验进行更细致的验证，使测试过程更加规范、结果更加有说服力。</w:t>
+      </w:r>
     </w:p>
     <w:p>
       <w:pPr>
